--- a/public/contracts/04-Film-Adaptation-License-Agreement.docx
+++ b/public/contracts/04-Film-Adaptation-License-Agreement.docx
@@ -132,43 +132,7 @@
                 <w:color w:val="FFFFFF"/>
                 <w:sz w:val="22"/>
               </w:rPr>
-              <w:t>LICENSE TYPE</w:t>
-            </w:r>
-            <w:proofErr w:type="gramStart"/>
-            <w:r>
-              <w:rPr>
-                <w:b/>
-                <w:color w:val="FFFFFF"/>
-                <w:sz w:val="22"/>
-              </w:rPr>
-              <w:t>:  Film</w:t>
-            </w:r>
-            <w:proofErr w:type="gramEnd"/>
-            <w:r>
-              <w:rPr>
-                <w:b/>
-                <w:color w:val="FFFFFF"/>
-                <w:sz w:val="22"/>
-              </w:rPr>
-              <w:t xml:space="preserve"> / Content Adaptation    |    FEE RANGE</w:t>
-            </w:r>
-            <w:proofErr w:type="gramStart"/>
-            <w:r>
-              <w:rPr>
-                <w:b/>
-                <w:color w:val="FFFFFF"/>
-                <w:sz w:val="22"/>
-              </w:rPr>
-              <w:t>:  USD</w:t>
-            </w:r>
-            <w:proofErr w:type="gramEnd"/>
-            <w:r>
-              <w:rPr>
-                <w:b/>
-                <w:color w:val="FFFFFF"/>
-                <w:sz w:val="22"/>
-              </w:rPr>
-              <w:t xml:space="preserve"> 5,000 - 500,000</w:t>
+              <w:t>LICENSE TYPE:  Film / Content Adaptation    |    FEE RANGE:  USD 5,000 - 500,000</w:t>
             </w:r>
           </w:p>
         </w:tc>
@@ -609,24 +573,7 @@
         <w:spacing w:before="80" w:after="120"/>
       </w:pPr>
       <w:r>
-        <w:rPr>
-          <w:color w:val="1A1A1A"/>
-        </w:rPr>
-        <w:t xml:space="preserve">The Producer is authorized to use the Licensed Portrait </w:t>
-      </w:r>
-      <w:proofErr w:type="gramStart"/>
-      <w:r>
-        <w:rPr>
-          <w:color w:val="1A1A1A"/>
-        </w:rPr>
-        <w:t>in:</w:t>
-      </w:r>
-      <w:proofErr w:type="gramEnd"/>
-      <w:r>
-        <w:rPr>
-          <w:color w:val="1A1A1A"/>
-        </w:rPr>
-        <w:t xml:space="preserve"> film trailers and theatrical posters; television broadcast and streaming promotion; digital advertising campaigns; merchandise and packaging related to the Project; press and media materials. Face verification at mint time is required to ensure authenticity of the Licensed Portrait.</w:t>
+        <w:t>The Producer is authorized to use the Licensed Portrait in: film trailers and theatrical posters; television broadcast and streaming promotion; digital advertising campaigns; merchandise and packaging related to the Project; press and media materials. Face verification is required at signing to ensure authenticity of the Licensed Portrait.</w:t>
       </w:r>
     </w:p>
     <w:p>
@@ -765,10 +712,7 @@
         <w:spacing w:before="80" w:after="120"/>
       </w:pPr>
       <w:r>
-        <w:rPr>
-          <w:color w:val="1A1A1A"/>
-        </w:rPr>
-        <w:t>In consideration for the license granted herein, the Producer shall pay the Licensor a combination of an upfront advance against royalties and an ongoing revenue share based on the Project's commercial performance. Revenue splits are defined in Appendix A. PortraitPay AI will process payments through its smart contract system, automatically distributing net proceeds after deducting the 1% platform fee.</w:t>
+        <w:t>In consideration for the license granted herein, the Producer shall pay the Licensor a combination of an upfront advance against royalties and an ongoing revenue share based on the Project's commercial performance. Revenue splits are defined in Appendix A. PortraitPay AI will process payments through its platform, automatically distributing net proceeds after deducting the 1% platform fee.</w:t>
       </w:r>
     </w:p>
     <w:p>
@@ -879,21 +823,7 @@
         <w:rPr>
           <w:color w:val="1A1A1A"/>
         </w:rPr>
-        <w:t xml:space="preserve">The Producer agrees to provide appropriate credit to the Licensor in all credits and attribution materials for the Project, in the form: "Portrait courtesy of [Full Legal </w:t>
-      </w:r>
-      <w:proofErr w:type="gramStart"/>
-      <w:r>
-        <w:rPr>
-          <w:color w:val="1A1A1A"/>
-        </w:rPr>
-        <w:t>Name] —</w:t>
-      </w:r>
-      <w:proofErr w:type="gramEnd"/>
-      <w:r>
-        <w:rPr>
-          <w:color w:val="1A1A1A"/>
-        </w:rPr>
-        <w:t xml:space="preserve"> PortraitPay AI". The form and placement of credit shall be agreed upon in writing before the Project's public release.</w:t>
+        <w:t>The Producer agrees to provide appropriate credit to the Licensor in all credits and attribution materials for the Project, in the form: "Portrait courtesy of [Full Legal Name] — PortraitPay AI". The form and placement of credit shall be agreed upon in writing before the Project's public release.</w:t>
       </w:r>
     </w:p>
     <w:p>
@@ -920,21 +850,7 @@
         <w:rPr>
           <w:color w:val="1A1A1A"/>
         </w:rPr>
-        <w:t xml:space="preserve">The Licensor represents and warrants that: (a) the Licensed Portrait is </w:t>
-      </w:r>
-      <w:proofErr w:type="gramStart"/>
-      <w:r>
-        <w:rPr>
-          <w:color w:val="1A1A1A"/>
-        </w:rPr>
-        <w:t>original</w:t>
-      </w:r>
-      <w:proofErr w:type="gramEnd"/>
-      <w:r>
-        <w:rPr>
-          <w:color w:val="1A1A1A"/>
-        </w:rPr>
-        <w:t xml:space="preserve"> and the Licensor has full authority to grant this license; (b) the Licensed Portrait does not infringe any third-party intellectual property or privacy rights; (c) the Licensor has obtained all necessary model releases. The Producer represents that the Project will comply with all applicable laws and regulations.</w:t>
+        <w:t>The Licensor represents and warrants that: (a) the Licensed Portrait is original and the Licensor has full authority to grant this license; (b) the Licensed Portrait does not infringe any third-party intellectual property or privacy rights; (c) the Licensor has obtained all necessary model releases. The Producer represents that the Project will comply with all applicable laws and regulations.</w:t>
       </w:r>
     </w:p>
     <w:p>
@@ -988,21 +904,7 @@
         <w:rPr>
           <w:color w:val="1A1A1A"/>
         </w:rPr>
-        <w:t xml:space="preserve">Either party may terminate upon sixty (60) </w:t>
-      </w:r>
-      <w:proofErr w:type="gramStart"/>
-      <w:r>
-        <w:rPr>
-          <w:color w:val="1A1A1A"/>
-        </w:rPr>
-        <w:t>days</w:t>
-      </w:r>
-      <w:proofErr w:type="gramEnd"/>
-      <w:r>
-        <w:rPr>
-          <w:color w:val="1A1A1A"/>
-        </w:rPr>
-        <w:t xml:space="preserve"> written notice. Upon termination, the Producer must cease all new use of the Licensed Portrait and remove all existing uses from circulation within thirty (30) days, except for materials already distributed and for which recall is commercially impractical.</w:t>
+        <w:t>Either party may terminate upon sixty (60) days written notice. Upon termination, the Producer must cease all new use of the Licensed Portrait and remove all existing uses from circulation within thirty (30) days, except for materials already distributed and for which recall is commercially impractical.</w:t>
       </w:r>
     </w:p>
     <w:p>
@@ -1039,21 +941,12 @@
         <w:spacing w:before="40" w:after="40"/>
         <w:ind w:left="360"/>
       </w:pPr>
-      <w:proofErr w:type="gramStart"/>
       <w:r>
         <w:rPr>
           <w:color w:val="1A1A1A"/>
           <w:sz w:val="20"/>
         </w:rPr>
-        <w:t>☐  Use</w:t>
-      </w:r>
-      <w:proofErr w:type="gramEnd"/>
-      <w:r>
-        <w:rPr>
-          <w:color w:val="1A1A1A"/>
-          <w:sz w:val="20"/>
-        </w:rPr>
-        <w:t xml:space="preserve"> in content that is pornographic, obscene, or defamatory</w:t>
+        <w:t>☐  Use in content that is pornographic, obscene, or defamatory</w:t>
       </w:r>
     </w:p>
     <w:p>
@@ -1061,22 +954,26 @@
         <w:spacing w:before="40" w:after="40"/>
         <w:ind w:left="360"/>
       </w:pPr>
-      <w:proofErr w:type="gramStart"/>
       <w:r>
         <w:rPr>
           <w:color w:val="1A1A1A"/>
           <w:sz w:val="20"/>
         </w:rPr>
         <w:lastRenderedPageBreak/>
-        <w:t>☐  Use</w:t>
+        <w:t>☐  Use in connection with illegal products, services, or activities</w:t>
       </w:r>
-      <w:proofErr w:type="gramEnd"/>
+    </w:p>
+    <w:p>
+      <w:pPr>
+        <w:spacing w:before="40" w:after="40"/>
+        <w:ind w:left="360"/>
+      </w:pPr>
       <w:r>
         <w:rPr>
           <w:color w:val="1A1A1A"/>
           <w:sz w:val="20"/>
         </w:rPr>
-        <w:t xml:space="preserve"> in connection with illegal products, services, or activities</w:t>
+        <w:t>☐  Association with political extremist or hate group content</w:t>
       </w:r>
     </w:p>
     <w:p>
@@ -1084,103 +981,38 @@
         <w:spacing w:before="40" w:after="40"/>
         <w:ind w:left="360"/>
       </w:pPr>
-      <w:proofErr w:type="gramStart"/>
       <w:r>
         <w:rPr>
           <w:color w:val="1A1A1A"/>
           <w:sz w:val="20"/>
         </w:rPr>
-        <w:t>☐  Association</w:t>
+        <w:t>☐  Modification of the Licensed Portrait beyond agreed adaptation scope</w:t>
       </w:r>
-      <w:proofErr w:type="gramEnd"/>
+    </w:p>
+    <w:p>
+      <w:pPr>
+        <w:spacing w:before="40" w:after="40"/>
+        <w:ind w:left="360"/>
+      </w:pPr>
       <w:r>
         <w:rPr>
           <w:color w:val="1A1A1A"/>
           <w:sz w:val="20"/>
         </w:rPr>
-        <w:t xml:space="preserve"> with political </w:t>
+        <w:t>☐  Transfer of this license to a third party without written consent</w:t>
       </w:r>
-      <w:proofErr w:type="gramStart"/>
+    </w:p>
+    <w:p>
+      <w:pPr>
+        <w:spacing w:before="40" w:after="40"/>
+        <w:ind w:left="360"/>
+      </w:pPr>
       <w:r>
         <w:rPr>
           <w:color w:val="1A1A1A"/>
           <w:sz w:val="20"/>
         </w:rPr>
-        <w:t>extremist</w:t>
-      </w:r>
-      <w:proofErr w:type="gramEnd"/>
-      <w:r>
-        <w:rPr>
-          <w:color w:val="1A1A1A"/>
-          <w:sz w:val="20"/>
-        </w:rPr>
-        <w:t xml:space="preserve"> or hate group content</w:t>
-      </w:r>
-    </w:p>
-    <w:p>
-      <w:pPr>
-        <w:spacing w:before="40" w:after="40"/>
-        <w:ind w:left="360"/>
-      </w:pPr>
-      <w:proofErr w:type="gramStart"/>
-      <w:r>
-        <w:rPr>
-          <w:color w:val="1A1A1A"/>
-          <w:sz w:val="20"/>
-        </w:rPr>
-        <w:t>☐  Modification</w:t>
-      </w:r>
-      <w:proofErr w:type="gramEnd"/>
-      <w:r>
-        <w:rPr>
-          <w:color w:val="1A1A1A"/>
-          <w:sz w:val="20"/>
-        </w:rPr>
-        <w:t xml:space="preserve"> of the Licensed Portrait beyond agreed adaptation scope</w:t>
-      </w:r>
-    </w:p>
-    <w:p>
-      <w:pPr>
-        <w:spacing w:before="40" w:after="40"/>
-        <w:ind w:left="360"/>
-      </w:pPr>
-      <w:proofErr w:type="gramStart"/>
-      <w:r>
-        <w:rPr>
-          <w:color w:val="1A1A1A"/>
-          <w:sz w:val="20"/>
-        </w:rPr>
-        <w:t>☐  Transfer</w:t>
-      </w:r>
-      <w:proofErr w:type="gramEnd"/>
-      <w:r>
-        <w:rPr>
-          <w:color w:val="1A1A1A"/>
-          <w:sz w:val="20"/>
-        </w:rPr>
-        <w:t xml:space="preserve"> of this license to a third party without written consent</w:t>
-      </w:r>
-    </w:p>
-    <w:p>
-      <w:pPr>
-        <w:spacing w:before="40" w:after="40"/>
-        <w:ind w:left="360"/>
-      </w:pPr>
-      <w:proofErr w:type="gramStart"/>
-      <w:r>
-        <w:rPr>
-          <w:color w:val="1A1A1A"/>
-          <w:sz w:val="20"/>
-        </w:rPr>
-        <w:t>☐  Use</w:t>
-      </w:r>
-      <w:proofErr w:type="gramEnd"/>
-      <w:r>
-        <w:rPr>
-          <w:color w:val="1A1A1A"/>
-          <w:sz w:val="20"/>
-        </w:rPr>
-        <w:t xml:space="preserve"> in competing film or content projects during the license term</w:t>
+        <w:t>☐  Use in competing film or content projects during the license term</w:t>
       </w:r>
     </w:p>
     <w:p>
@@ -1584,32 +1416,7 @@
           <w:color w:val="12313A"/>
           <w:lang w:eastAsia="zh-CN"/>
         </w:rPr>
-        <w:t xml:space="preserve">This template was generated by </w:t>
-      </w:r>
-      <w:proofErr w:type="spellStart"/>
-      <w:r>
-        <w:rPr>
-          <w:rFonts w:eastAsia="宋体"/>
-          <w:color w:val="12313A"/>
-          <w:lang w:eastAsia="zh-CN"/>
-        </w:rPr>
-        <w:t>PortraitPay</w:t>
-      </w:r>
-      <w:proofErr w:type="spellEnd"/>
-      <w:r>
-        <w:rPr>
-          <w:rFonts w:eastAsia="宋体"/>
-          <w:color w:val="12313A"/>
-          <w:lang w:eastAsia="zh-CN"/>
-        </w:rPr>
-        <w:t xml:space="preserve"> AI</w:t>
-      </w:r>
-      <w:r>
-        <w:rPr>
-          <w:rFonts w:eastAsia="宋体"/>
-          <w:color w:val="12313A"/>
-          <w:lang w:eastAsia="zh-CN"/>
-        </w:rPr>
+        <w:t>This template was generated by PortraitPay AI</w:t>
         <w:br/>
       </w:r>
       <w:r>
